--- a/Agricultural_Yield_Predictor_Report.docx
+++ b/Agricultural_Yield_Predictor_Report.docx
@@ -99,23 +99,51 @@
           <w:szCs w:val="40"/>
         </w:rPr>
         <w:br/>
-        <w:t xml:space="preserve">Best Model: RandomForest </w:t>
+        <w:t xml:space="preserve">Best Model: </w:t>
       </w:r>
-      <w:proofErr w:type="gramStart"/>
+      <w:proofErr w:type="spellStart"/>
       <w:r>
         <w:rPr>
           <w:sz w:val="40"/>
           <w:szCs w:val="40"/>
         </w:rPr>
-        <w:t>Regressor  |</w:t>
+        <w:t>RandomForest</w:t>
       </w:r>
-      <w:proofErr w:type="gramEnd"/>
+      <w:proofErr w:type="spellEnd"/>
       <w:r>
         <w:rPr>
           <w:sz w:val="40"/>
           <w:szCs w:val="40"/>
         </w:rPr>
-        <w:t xml:space="preserve">  R² = 0.9646</w:t>
+        <w:t xml:space="preserve"> Regressor  </w:t>
+      </w:r>
+      <w:r>
+        <w:rPr>
+          <w:sz w:val="40"/>
+          <w:szCs w:val="40"/>
+        </w:rPr>
+        <w:t xml:space="preserve"> </w:t>
+      </w:r>
+      <w:r>
+        <w:rPr>
+          <w:sz w:val="40"/>
+          <w:szCs w:val="40"/>
+        </w:rPr>
+        <w:t xml:space="preserve">|  </w:t>
+      </w:r>
+      <w:r>
+        <w:rPr>
+          <w:sz w:val="40"/>
+          <w:szCs w:val="40"/>
+        </w:rPr>
+        <w:t xml:space="preserve"> </w:t>
+      </w:r>
+      <w:r>
+        <w:rPr>
+          <w:sz w:val="40"/>
+          <w:szCs w:val="40"/>
+        </w:rPr>
+        <w:t>R² = 0.9646</w:t>
       </w:r>
     </w:p>
     <w:p>
@@ -7796,9 +7824,8 @@
           <w:szCs w:val="28"/>
         </w:rPr>
         <w:br/>
-        <w:t xml:space="preserve">Agricultural Yield </w:t>
+        <w:t xml:space="preserve">Agricultural Yield Predictor </w:t>
       </w:r>
-      <w:proofErr w:type="gramStart"/>
       <w:r>
         <w:rPr>
           <w:i/>
@@ -7806,9 +7833,8 @@
           <w:sz w:val="28"/>
           <w:szCs w:val="28"/>
         </w:rPr>
-        <w:t>Predictor  |</w:t>
+        <w:t xml:space="preserve"> </w:t>
       </w:r>
-      <w:proofErr w:type="gramEnd"/>
       <w:r>
         <w:rPr>
           <w:i/>
@@ -7816,7 +7842,7 @@
           <w:sz w:val="28"/>
           <w:szCs w:val="28"/>
         </w:rPr>
-        <w:t xml:space="preserve">  Full-Stack ML Project Report</w:t>
+        <w:t xml:space="preserve"> |  </w:t>
       </w:r>
       <w:r>
         <w:rPr>
@@ -7825,10 +7851,8 @@
           <w:sz w:val="28"/>
           <w:szCs w:val="28"/>
         </w:rPr>
-        <w:br/>
-        <w:t xml:space="preserve">Generated: September 16, </w:t>
+        <w:t xml:space="preserve"> </w:t>
       </w:r>
-      <w:proofErr w:type="gramStart"/>
       <w:r>
         <w:rPr>
           <w:i/>
@@ -7836,9 +7860,8 @@
           <w:sz w:val="28"/>
           <w:szCs w:val="28"/>
         </w:rPr>
-        <w:t>2026  |</w:t>
+        <w:t>Full-Stack ML Project Report</w:t>
       </w:r>
-      <w:proofErr w:type="gramEnd"/>
       <w:r>
         <w:rPr>
           <w:i/>
@@ -7846,9 +7869,9 @@
           <w:sz w:val="28"/>
           <w:szCs w:val="28"/>
         </w:rPr>
-        <w:t xml:space="preserve">  Model: </w:t>
+        <w:br/>
+        <w:t xml:space="preserve">Generated: September 16, 2026  </w:t>
       </w:r>
-      <w:proofErr w:type="gramStart"/>
       <w:r>
         <w:rPr>
           <w:i/>
@@ -7856,9 +7879,8 @@
           <w:sz w:val="28"/>
           <w:szCs w:val="28"/>
         </w:rPr>
-        <w:t>RandomForest  |</w:t>
+        <w:t xml:space="preserve"> </w:t>
       </w:r>
-      <w:proofErr w:type="gramEnd"/>
       <w:r>
         <w:rPr>
           <w:i/>
@@ -7866,7 +7888,81 @@
           <w:sz w:val="28"/>
           <w:szCs w:val="28"/>
         </w:rPr>
-        <w:t xml:space="preserve">  R² = 0.9646</w:t>
+        <w:t xml:space="preserve">| </w:t>
+      </w:r>
+      <w:r>
+        <w:rPr>
+          <w:i/>
+          <w:color w:val="9CA3AF"/>
+          <w:sz w:val="28"/>
+          <w:szCs w:val="28"/>
+        </w:rPr>
+        <w:t xml:space="preserve"> </w:t>
+      </w:r>
+      <w:r>
+        <w:rPr>
+          <w:i/>
+          <w:color w:val="9CA3AF"/>
+          <w:sz w:val="28"/>
+          <w:szCs w:val="28"/>
+        </w:rPr>
+        <w:t xml:space="preserve"> Model: </w:t>
+      </w:r>
+      <w:proofErr w:type="spellStart"/>
+      <w:r>
+        <w:rPr>
+          <w:i/>
+          <w:color w:val="9CA3AF"/>
+          <w:sz w:val="28"/>
+          <w:szCs w:val="28"/>
+        </w:rPr>
+        <w:t>RandomForest</w:t>
+      </w:r>
+      <w:proofErr w:type="spellEnd"/>
+      <w:r>
+        <w:rPr>
+          <w:i/>
+          <w:color w:val="9CA3AF"/>
+          <w:sz w:val="28"/>
+          <w:szCs w:val="28"/>
+        </w:rPr>
+        <w:t xml:space="preserve">  </w:t>
+      </w:r>
+      <w:r>
+        <w:rPr>
+          <w:i/>
+          <w:color w:val="9CA3AF"/>
+          <w:sz w:val="28"/>
+          <w:szCs w:val="28"/>
+        </w:rPr>
+        <w:t xml:space="preserve"> </w:t>
+      </w:r>
+      <w:r>
+        <w:rPr>
+          <w:i/>
+          <w:color w:val="9CA3AF"/>
+          <w:sz w:val="28"/>
+          <w:szCs w:val="28"/>
+        </w:rPr>
+        <w:t xml:space="preserve">|  </w:t>
+      </w:r>
+      <w:r>
+        <w:rPr>
+          <w:i/>
+          <w:color w:val="9CA3AF"/>
+          <w:sz w:val="28"/>
+          <w:szCs w:val="28"/>
+        </w:rPr>
+        <w:t xml:space="preserve"> </w:t>
+      </w:r>
+      <w:r>
+        <w:rPr>
+          <w:i/>
+          <w:color w:val="9CA3AF"/>
+          <w:sz w:val="28"/>
+          <w:szCs w:val="28"/>
+        </w:rPr>
+        <w:t>R² = 0.9646</w:t>
       </w:r>
     </w:p>
     <w:sectPr>
